--- a/outputs/tables/main_manuscript_English_final.docx
+++ b/outputs/tables/main_manuscript_English_final.docx
@@ -5585,6 +5585,16 @@
       </w:r>
     </w:p>
     <w:p>
+      <w:r>
+        <w:t>Code availability</w:t>
+      </w:r>
+    </w:p>
+    <w:p>
+      <w:r>
+        <w:t>The analysis code, aggregate public result files, figure-building scripts, validation tests, and reproducibility documentation are available at https://github.com/FENG1567/nrd-index-discharge-cholecystectomy. The repository does not include licensed HCUP/NRD records, patient-level extracts, credentials, passwords, or hospital identifiers.</w:t>
+      </w:r>
+    </w:p>
+    <w:p>
       <w:pPr>
         <w:spacing w:before="0"/>
       </w:pPr>
